--- a/CSV108_docx/038_Functional_Risk_Assessment.docx
+++ b/CSV108_docx/038_Functional_Risk_Assessment.docx
@@ -10470,6 +10470,392 @@
         </w:rPr>
         <w:t>After verified controls, no risk remains High. FRA-016, FRA-019, FRA-024, FRA-028 and FRA-030 are expected to reduce to Medium because consequences remain severe but probability/detectability are improved. Medium residual risks are accepted by QA and the Business/System Owner in the VSR.</w:t>
       </w:r>
+    </w:p>
+    <w:p>
+      <w:pPr>
+        <w:spacing w:after="120" w:line="300" w:lineRule="auto"/>
+      </w:pPr>
+      <w:r>
+        <w:rPr>
+          <w:rFonts w:ascii="Calibri" w:hAnsi="Calibri"/>
+          <w:b w:val="0"/>
+          <w:i w:val="0"/>
+          <w:color w:val="000000"/>
+          <w:sz w:val="22"/>
+        </w:rPr>
+        <w:t>Residual-risk reduction shall be evidence based. A risk may be reduced only when the specified control is implemented, verified and linked in the RTM. If a control fails testing, is deferred, or is replaced by a procedural workaround, the residual score shall be reassessed and the VSR shall document the impact on intended use.</w:t>
+      </w:r>
+    </w:p>
+    <w:tbl>
+      <w:tblPr>
+        <w:tblStyle w:val="TableGrid"/>
+        <w:tblW w:type="dxa" w:w="9360"/>
+        <w:tblLayout w:type="fixed"/>
+        <w:tblLook w:firstColumn="1" w:firstRow="1" w:lastColumn="0" w:lastRow="0" w:noHBand="0" w:noVBand="1" w:val="04A0"/>
+        <w:tblInd w:w="120" w:type="dxa"/>
+      </w:tblPr>
+      <w:tblGrid>
+        <w:gridCol w:w="4160"/>
+        <w:gridCol w:w="5200"/>
+      </w:tblGrid>
+      <w:tr>
+        <w:trPr>
+          <w:tblHeader w:val="true"/>
+        </w:trPr>
+        <w:tc>
+          <w:tcPr>
+            <w:tcW w:type="dxa" w:w="4160"/>
+            <w:shd w:fill="E8EEF5"/>
+            <w:vAlign w:val="center"/>
+            <w:tcMar>
+              <w:top w:w="80" w:type="dxa"/>
+              <w:bottom w:w="80" w:type="dxa"/>
+              <w:start w:w="120" w:type="dxa"/>
+              <w:end w:w="120" w:type="dxa"/>
+            </w:tcMar>
+          </w:tcPr>
+          <w:p>
+            <w:pPr>
+              <w:spacing w:after="0" w:line="276" w:lineRule="auto"/>
+              <w:jc w:val="left"/>
+            </w:pPr>
+            <w:r/>
+            <w:r>
+              <w:rPr>
+                <w:rFonts w:ascii="Calibri" w:hAnsi="Calibri"/>
+                <w:b/>
+                <w:color w:val="000000"/>
+                <w:sz w:val="19"/>
+              </w:rPr>
+              <w:t>Residual-risk decision</w:t>
+            </w:r>
+          </w:p>
+        </w:tc>
+        <w:tc>
+          <w:tcPr>
+            <w:tcW w:type="dxa" w:w="5200"/>
+            <w:shd w:fill="E8EEF5"/>
+            <w:vAlign w:val="center"/>
+            <w:tcMar>
+              <w:top w:w="80" w:type="dxa"/>
+              <w:bottom w:w="80" w:type="dxa"/>
+              <w:start w:w="120" w:type="dxa"/>
+              <w:end w:w="120" w:type="dxa"/>
+            </w:tcMar>
+          </w:tcPr>
+          <w:p>
+            <w:pPr>
+              <w:spacing w:after="0" w:line="276" w:lineRule="auto"/>
+              <w:jc w:val="left"/>
+            </w:pPr>
+            <w:r/>
+            <w:r>
+              <w:rPr>
+                <w:rFonts w:ascii="Calibri" w:hAnsi="Calibri"/>
+                <w:b/>
+                <w:color w:val="000000"/>
+                <w:sz w:val="19"/>
+              </w:rPr>
+              <w:t>Required support</w:t>
+            </w:r>
+          </w:p>
+        </w:tc>
+      </w:tr>
+      <w:tr>
+        <w:tc>
+          <w:tcPr>
+            <w:tcW w:type="dxa" w:w="4160"/>
+            <w:vAlign w:val="center"/>
+            <w:tcMar>
+              <w:top w:w="80" w:type="dxa"/>
+              <w:bottom w:w="80" w:type="dxa"/>
+              <w:start w:w="120" w:type="dxa"/>
+              <w:end w:w="120" w:type="dxa"/>
+            </w:tcMar>
+          </w:tcPr>
+          <w:p>
+            <w:pPr>
+              <w:spacing w:after="0" w:line="276" w:lineRule="auto"/>
+              <w:jc w:val="left"/>
+            </w:pPr>
+            <w:r/>
+            <w:r>
+              <w:rPr>
+                <w:rFonts w:ascii="Calibri" w:hAnsi="Calibri"/>
+                <w:b w:val="0"/>
+                <w:color w:val="000000"/>
+                <w:sz w:val="19"/>
+              </w:rPr>
+              <w:t>Reduce to Low</w:t>
+            </w:r>
+          </w:p>
+        </w:tc>
+        <w:tc>
+          <w:tcPr>
+            <w:tcW w:type="dxa" w:w="5200"/>
+            <w:vAlign w:val="center"/>
+            <w:tcMar>
+              <w:top w:w="80" w:type="dxa"/>
+              <w:bottom w:w="80" w:type="dxa"/>
+              <w:start w:w="120" w:type="dxa"/>
+              <w:end w:w="120" w:type="dxa"/>
+            </w:tcMar>
+          </w:tcPr>
+          <w:p>
+            <w:pPr>
+              <w:spacing w:after="0" w:line="276" w:lineRule="auto"/>
+              <w:jc w:val="left"/>
+            </w:pPr>
+            <w:r/>
+            <w:r>
+              <w:rPr>
+                <w:rFonts w:ascii="Calibri" w:hAnsi="Calibri"/>
+                <w:b w:val="0"/>
+                <w:color w:val="000000"/>
+                <w:sz w:val="19"/>
+              </w:rPr>
+              <w:t>Preventive/detective control verified and no severe consequence remains credible</w:t>
+            </w:r>
+          </w:p>
+        </w:tc>
+      </w:tr>
+      <w:tr>
+        <w:tc>
+          <w:tcPr>
+            <w:tcW w:type="dxa" w:w="4160"/>
+            <w:vAlign w:val="center"/>
+            <w:tcMar>
+              <w:top w:w="80" w:type="dxa"/>
+              <w:bottom w:w="80" w:type="dxa"/>
+              <w:start w:w="120" w:type="dxa"/>
+              <w:end w:w="120" w:type="dxa"/>
+            </w:tcMar>
+          </w:tcPr>
+          <w:p>
+            <w:pPr>
+              <w:spacing w:after="0" w:line="276" w:lineRule="auto"/>
+              <w:jc w:val="left"/>
+            </w:pPr>
+            <w:r/>
+            <w:r>
+              <w:rPr>
+                <w:rFonts w:ascii="Calibri" w:hAnsi="Calibri"/>
+                <w:b w:val="0"/>
+                <w:color w:val="000000"/>
+                <w:sz w:val="19"/>
+              </w:rPr>
+              <w:t>Reduce to Medium</w:t>
+            </w:r>
+          </w:p>
+        </w:tc>
+        <w:tc>
+          <w:tcPr>
+            <w:tcW w:type="dxa" w:w="5200"/>
+            <w:vAlign w:val="center"/>
+            <w:tcMar>
+              <w:top w:w="80" w:type="dxa"/>
+              <w:bottom w:w="80" w:type="dxa"/>
+              <w:start w:w="120" w:type="dxa"/>
+              <w:end w:w="120" w:type="dxa"/>
+            </w:tcMar>
+          </w:tcPr>
+          <w:p>
+            <w:pPr>
+              <w:spacing w:after="0" w:line="276" w:lineRule="auto"/>
+              <w:jc w:val="left"/>
+            </w:pPr>
+            <w:r/>
+            <w:r>
+              <w:rPr>
+                <w:rFonts w:ascii="Calibri" w:hAnsi="Calibri"/>
+                <w:b w:val="0"/>
+                <w:color w:val="000000"/>
+                <w:sz w:val="19"/>
+              </w:rPr>
+              <w:t>Severe consequence remains possible but probability/detection is controlled</w:t>
+            </w:r>
+          </w:p>
+        </w:tc>
+      </w:tr>
+      <w:tr>
+        <w:tc>
+          <w:tcPr>
+            <w:tcW w:type="dxa" w:w="4160"/>
+            <w:vAlign w:val="center"/>
+            <w:tcMar>
+              <w:top w:w="80" w:type="dxa"/>
+              <w:bottom w:w="80" w:type="dxa"/>
+              <w:start w:w="120" w:type="dxa"/>
+              <w:end w:w="120" w:type="dxa"/>
+            </w:tcMar>
+          </w:tcPr>
+          <w:p>
+            <w:pPr>
+              <w:spacing w:after="0" w:line="276" w:lineRule="auto"/>
+              <w:jc w:val="left"/>
+            </w:pPr>
+            <w:r/>
+            <w:r>
+              <w:rPr>
+                <w:rFonts w:ascii="Calibri" w:hAnsi="Calibri"/>
+                <w:b w:val="0"/>
+                <w:color w:val="000000"/>
+                <w:sz w:val="19"/>
+              </w:rPr>
+              <w:t>Keep High</w:t>
+            </w:r>
+          </w:p>
+        </w:tc>
+        <w:tc>
+          <w:tcPr>
+            <w:tcW w:type="dxa" w:w="5200"/>
+            <w:vAlign w:val="center"/>
+            <w:tcMar>
+              <w:top w:w="80" w:type="dxa"/>
+              <w:bottom w:w="80" w:type="dxa"/>
+              <w:start w:w="120" w:type="dxa"/>
+              <w:end w:w="120" w:type="dxa"/>
+            </w:tcMar>
+          </w:tcPr>
+          <w:p>
+            <w:pPr>
+              <w:spacing w:after="0" w:line="276" w:lineRule="auto"/>
+              <w:jc w:val="left"/>
+            </w:pPr>
+            <w:r/>
+            <w:r>
+              <w:rPr>
+                <w:rFonts w:ascii="Calibri" w:hAnsi="Calibri"/>
+                <w:b w:val="0"/>
+                <w:color w:val="000000"/>
+                <w:sz w:val="19"/>
+              </w:rPr>
+              <w:t>Control not verified or unacceptable data/product quality risk remains</w:t>
+            </w:r>
+          </w:p>
+        </w:tc>
+      </w:tr>
+      <w:tr>
+        <w:tc>
+          <w:tcPr>
+            <w:tcW w:type="dxa" w:w="4160"/>
+            <w:vAlign w:val="center"/>
+            <w:tcMar>
+              <w:top w:w="80" w:type="dxa"/>
+              <w:bottom w:w="80" w:type="dxa"/>
+              <w:start w:w="120" w:type="dxa"/>
+              <w:end w:w="120" w:type="dxa"/>
+            </w:tcMar>
+          </w:tcPr>
+          <w:p>
+            <w:pPr>
+              <w:spacing w:after="0" w:line="276" w:lineRule="auto"/>
+              <w:jc w:val="left"/>
+            </w:pPr>
+            <w:r/>
+            <w:r>
+              <w:rPr>
+                <w:rFonts w:ascii="Calibri" w:hAnsi="Calibri"/>
+                <w:b w:val="0"/>
+                <w:color w:val="000000"/>
+                <w:sz w:val="19"/>
+              </w:rPr>
+              <w:t>Accept Medium</w:t>
+            </w:r>
+          </w:p>
+        </w:tc>
+        <w:tc>
+          <w:tcPr>
+            <w:tcW w:type="dxa" w:w="5200"/>
+            <w:vAlign w:val="center"/>
+            <w:tcMar>
+              <w:top w:w="80" w:type="dxa"/>
+              <w:bottom w:w="80" w:type="dxa"/>
+              <w:start w:w="120" w:type="dxa"/>
+              <w:end w:w="120" w:type="dxa"/>
+            </w:tcMar>
+          </w:tcPr>
+          <w:p>
+            <w:pPr>
+              <w:spacing w:after="0" w:line="276" w:lineRule="auto"/>
+              <w:jc w:val="left"/>
+            </w:pPr>
+            <w:r/>
+            <w:r>
+              <w:rPr>
+                <w:rFonts w:ascii="Calibri" w:hAnsi="Calibri"/>
+                <w:b w:val="0"/>
+                <w:color w:val="000000"/>
+                <w:sz w:val="19"/>
+              </w:rPr>
+              <w:t>QA plus Business/System Owner acceptance in VSR</w:t>
+            </w:r>
+          </w:p>
+        </w:tc>
+      </w:tr>
+      <w:tr>
+        <w:tc>
+          <w:tcPr>
+            <w:tcW w:type="dxa" w:w="4160"/>
+            <w:vAlign w:val="center"/>
+            <w:tcMar>
+              <w:top w:w="80" w:type="dxa"/>
+              <w:bottom w:w="80" w:type="dxa"/>
+              <w:start w:w="120" w:type="dxa"/>
+              <w:end w:w="120" w:type="dxa"/>
+            </w:tcMar>
+          </w:tcPr>
+          <w:p>
+            <w:pPr>
+              <w:spacing w:after="0" w:line="276" w:lineRule="auto"/>
+              <w:jc w:val="left"/>
+            </w:pPr>
+            <w:r/>
+            <w:r>
+              <w:rPr>
+                <w:rFonts w:ascii="Calibri" w:hAnsi="Calibri"/>
+                <w:b w:val="0"/>
+                <w:color w:val="000000"/>
+                <w:sz w:val="19"/>
+              </w:rPr>
+              <w:t>Reopen risk</w:t>
+            </w:r>
+          </w:p>
+        </w:tc>
+        <w:tc>
+          <w:tcPr>
+            <w:tcW w:type="dxa" w:w="5200"/>
+            <w:vAlign w:val="center"/>
+            <w:tcMar>
+              <w:top w:w="80" w:type="dxa"/>
+              <w:bottom w:w="80" w:type="dxa"/>
+              <w:start w:w="120" w:type="dxa"/>
+              <w:end w:w="120" w:type="dxa"/>
+            </w:tcMar>
+          </w:tcPr>
+          <w:p>
+            <w:pPr>
+              <w:spacing w:after="0" w:line="276" w:lineRule="auto"/>
+              <w:jc w:val="left"/>
+            </w:pPr>
+            <w:r/>
+            <w:r>
+              <w:rPr>
+                <w:rFonts w:ascii="Calibri" w:hAnsi="Calibri"/>
+                <w:b w:val="0"/>
+                <w:color w:val="000000"/>
+                <w:sz w:val="19"/>
+              </w:rPr>
+              <w:t>Defect, deviation, change or incident invalidates control assumption</w:t>
+            </w:r>
+          </w:p>
+        </w:tc>
+      </w:tr>
+    </w:tbl>
+    <w:p>
+      <w:pPr>
+        <w:spacing w:after="80"/>
+      </w:pPr>
     </w:p>
     <w:p>
       <w:pPr>
